--- a/i_test/test_D6_Tabella_4_esenzione_2025/g_output/D6_Table_4_gastroenterologica.docx
+++ b/i_test/test_D6_Tabella_4_esenzione_2025/g_output/D6_Table_4_gastroenterologica.docx
@@ -79,37 +79,37 @@
               <w:pStyle w:val="Normal"/>
             </w:pPr>
             <w:r>
-              <w:t>3216</w:t>
-            </w:r>
-          </w:p>
-        </w:tc>
-        <w:tc>
-          <w:p>
-            <w:pPr>
-              <w:pStyle w:val="Normal"/>
-            </w:pPr>
-            <w:r>
-              <w:t>1068</w:t>
-            </w:r>
-          </w:p>
-        </w:tc>
-        <w:tc>
-          <w:p>
-            <w:pPr>
-              <w:pStyle w:val="Normal"/>
-            </w:pPr>
-            <w:r>
-              <w:t>1115</w:t>
-            </w:r>
-          </w:p>
-        </w:tc>
-        <w:tc>
-          <w:p>
-            <w:pPr>
-              <w:pStyle w:val="Normal"/>
-            </w:pPr>
-            <w:r>
-              <w:t>1033</w:t>
+              <w:t>3262</w:t>
+            </w:r>
+          </w:p>
+        </w:tc>
+        <w:tc>
+          <w:p>
+            <w:pPr>
+              <w:pStyle w:val="Normal"/>
+            </w:pPr>
+            <w:r>
+              <w:t>1087</w:t>
+            </w:r>
+          </w:p>
+        </w:tc>
+        <w:tc>
+          <w:p>
+            <w:pPr>
+              <w:pStyle w:val="Normal"/>
+            </w:pPr>
+            <w:r>
+              <w:t>1067</w:t>
+            </w:r>
+          </w:p>
+        </w:tc>
+        <w:tc>
+          <w:p>
+            <w:pPr>
+              <w:pStyle w:val="Normal"/>
+            </w:pPr>
+            <w:r>
+              <w:t>1108</w:t>
             </w:r>
           </w:p>
         </w:tc>
@@ -131,37 +131,37 @@
               <w:pStyle w:val="Normal"/>
             </w:pPr>
             <w:r>
-              <w:t>1.585 (49,3%)</w:t>
-            </w:r>
-          </w:p>
-        </w:tc>
-        <w:tc>
-          <w:p>
-            <w:pPr>
-              <w:pStyle w:val="Normal"/>
-            </w:pPr>
-            <w:r>
-              <w:t>512 (47,9%)</w:t>
-            </w:r>
-          </w:p>
-        </w:tc>
-        <w:tc>
-          <w:p>
-            <w:pPr>
-              <w:pStyle w:val="Normal"/>
-            </w:pPr>
-            <w:r>
-              <w:t>537 (48,2%)</w:t>
-            </w:r>
-          </w:p>
-        </w:tc>
-        <w:tc>
-          <w:p>
-            <w:pPr>
-              <w:pStyle w:val="Normal"/>
-            </w:pPr>
-            <w:r>
-              <w:t>536 (51,9%)</w:t>
+              <w:t>1.599 (49,0%)</w:t>
+            </w:r>
+          </w:p>
+        </w:tc>
+        <w:tc>
+          <w:p>
+            <w:pPr>
+              <w:pStyle w:val="Normal"/>
+            </w:pPr>
+            <w:r>
+              <w:t>524 (48,2%)</w:t>
+            </w:r>
+          </w:p>
+        </w:tc>
+        <w:tc>
+          <w:p>
+            <w:pPr>
+              <w:pStyle w:val="Normal"/>
+            </w:pPr>
+            <w:r>
+              <w:t>530 (49,7%)</w:t>
+            </w:r>
+          </w:p>
+        </w:tc>
+        <w:tc>
+          <w:p>
+            <w:pPr>
+              <w:pStyle w:val="Normal"/>
+            </w:pPr>
+            <w:r>
+              <w:t>545 (49,2%)</w:t>
             </w:r>
           </w:p>
         </w:tc>
@@ -183,37 +183,37 @@
               <w:pStyle w:val="Normal"/>
             </w:pPr>
             <w:r>
-              <w:t>1.075 (33,4%)</w:t>
-            </w:r>
-          </w:p>
-        </w:tc>
-        <w:tc>
-          <w:p>
-            <w:pPr>
-              <w:pStyle w:val="Normal"/>
-            </w:pPr>
-            <w:r>
-              <w:t>370 (34,6%)</w:t>
-            </w:r>
-          </w:p>
-        </w:tc>
-        <w:tc>
-          <w:p>
-            <w:pPr>
-              <w:pStyle w:val="Normal"/>
-            </w:pPr>
-            <w:r>
-              <w:t>353 (31,7%)</w:t>
-            </w:r>
-          </w:p>
-        </w:tc>
-        <w:tc>
-          <w:p>
-            <w:pPr>
-              <w:pStyle w:val="Normal"/>
-            </w:pPr>
-            <w:r>
-              <w:t>352 (34,1%)</w:t>
+              <w:t>1.117 (34,2%)</w:t>
+            </w:r>
+          </w:p>
+        </w:tc>
+        <w:tc>
+          <w:p>
+            <w:pPr>
+              <w:pStyle w:val="Normal"/>
+            </w:pPr>
+            <w:r>
+              <w:t>377 (34,7%)</w:t>
+            </w:r>
+          </w:p>
+        </w:tc>
+        <w:tc>
+          <w:p>
+            <w:pPr>
+              <w:pStyle w:val="Normal"/>
+            </w:pPr>
+            <w:r>
+              <w:t>384 (36,0%)</w:t>
+            </w:r>
+          </w:p>
+        </w:tc>
+        <w:tc>
+          <w:p>
+            <w:pPr>
+              <w:pStyle w:val="Normal"/>
+            </w:pPr>
+            <w:r>
+              <w:t>356 (32,1%)</w:t>
             </w:r>
           </w:p>
         </w:tc>
@@ -235,37 +235,37 @@
               <w:pStyle w:val="Normal"/>
             </w:pPr>
             <w:r>
-              <w:t>1.053 (32,7%)</w:t>
-            </w:r>
-          </w:p>
-        </w:tc>
-        <w:tc>
-          <w:p>
-            <w:pPr>
-              <w:pStyle w:val="Normal"/>
-            </w:pPr>
-            <w:r>
-              <w:t>325 (30,4%)</w:t>
-            </w:r>
-          </w:p>
-        </w:tc>
-        <w:tc>
-          <w:p>
-            <w:pPr>
-              <w:pStyle w:val="Normal"/>
-            </w:pPr>
-            <w:r>
-              <w:t>390 (35,0%)</w:t>
-            </w:r>
-          </w:p>
-        </w:tc>
-        <w:tc>
-          <w:p>
-            <w:pPr>
-              <w:pStyle w:val="Normal"/>
-            </w:pPr>
-            <w:r>
-              <w:t>338 (32,7%)</w:t>
+              <w:t>1.086 (33,3%)</w:t>
+            </w:r>
+          </w:p>
+        </w:tc>
+        <w:tc>
+          <w:p>
+            <w:pPr>
+              <w:pStyle w:val="Normal"/>
+            </w:pPr>
+            <w:r>
+              <w:t>358 (32,9%)</w:t>
+            </w:r>
+          </w:p>
+        </w:tc>
+        <w:tc>
+          <w:p>
+            <w:pPr>
+              <w:pStyle w:val="Normal"/>
+            </w:pPr>
+            <w:r>
+              <w:t>346 (32,4%)</w:t>
+            </w:r>
+          </w:p>
+        </w:tc>
+        <w:tc>
+          <w:p>
+            <w:pPr>
+              <w:pStyle w:val="Normal"/>
+            </w:pPr>
+            <w:r>
+              <w:t>382 (34,5%)</w:t>
             </w:r>
           </w:p>
         </w:tc>
@@ -287,37 +287,37 @@
               <w:pStyle w:val="Normal"/>
             </w:pPr>
             <w:r>
-              <w:t>1.088 (33,8%)</w:t>
-            </w:r>
-          </w:p>
-        </w:tc>
-        <w:tc>
-          <w:p>
-            <w:pPr>
-              <w:pStyle w:val="Normal"/>
-            </w:pPr>
-            <w:r>
-              <w:t>373 (34,9%)</w:t>
-            </w:r>
-          </w:p>
-        </w:tc>
-        <w:tc>
-          <w:p>
-            <w:pPr>
-              <w:pStyle w:val="Normal"/>
-            </w:pPr>
-            <w:r>
-              <w:t>372 (33,4%)</w:t>
-            </w:r>
-          </w:p>
-        </w:tc>
-        <w:tc>
-          <w:p>
-            <w:pPr>
-              <w:pStyle w:val="Normal"/>
-            </w:pPr>
-            <w:r>
-              <w:t>343 (33,2%)</w:t>
+              <w:t>1.059 (32,5%)</w:t>
+            </w:r>
+          </w:p>
+        </w:tc>
+        <w:tc>
+          <w:p>
+            <w:pPr>
+              <w:pStyle w:val="Normal"/>
+            </w:pPr>
+            <w:r>
+              <w:t>352 (32,4%)</w:t>
+            </w:r>
+          </w:p>
+        </w:tc>
+        <w:tc>
+          <w:p>
+            <w:pPr>
+              <w:pStyle w:val="Normal"/>
+            </w:pPr>
+            <w:r>
+              <w:t>337 (31,6%)</w:t>
+            </w:r>
+          </w:p>
+        </w:tc>
+        <w:tc>
+          <w:p>
+            <w:pPr>
+              <w:pStyle w:val="Normal"/>
+            </w:pPr>
+            <w:r>
+              <w:t>370 (33,4%)</w:t>
             </w:r>
           </w:p>
         </w:tc>
@@ -339,37 +339,37 @@
               <w:pStyle w:val="Normal"/>
             </w:pPr>
             <w:r>
-              <w:t>250 (7,8%)</w:t>
-            </w:r>
-          </w:p>
-        </w:tc>
-        <w:tc>
-          <w:p>
-            <w:pPr>
-              <w:pStyle w:val="Normal"/>
-            </w:pPr>
-            <w:r>
-              <w:t>82 (7,7%)</w:t>
-            </w:r>
-          </w:p>
-        </w:tc>
-        <w:tc>
-          <w:p>
-            <w:pPr>
-              <w:pStyle w:val="Normal"/>
-            </w:pPr>
-            <w:r>
-              <w:t>94 (8,4%)</w:t>
-            </w:r>
-          </w:p>
-        </w:tc>
-        <w:tc>
-          <w:p>
-            <w:pPr>
-              <w:pStyle w:val="Normal"/>
-            </w:pPr>
-            <w:r>
-              <w:t>74 (7,2%)</w:t>
+              <w:t>2.192 (67,2%)</w:t>
+            </w:r>
+          </w:p>
+        </w:tc>
+        <w:tc>
+          <w:p>
+            <w:pPr>
+              <w:pStyle w:val="Normal"/>
+            </w:pPr>
+            <w:r>
+              <w:t>732 (67,3%)</w:t>
+            </w:r>
+          </w:p>
+        </w:tc>
+        <w:tc>
+          <w:p>
+            <w:pPr>
+              <w:pStyle w:val="Normal"/>
+            </w:pPr>
+            <w:r>
+              <w:t>726 (68,0%)</w:t>
+            </w:r>
+          </w:p>
+        </w:tc>
+        <w:tc>
+          <w:p>
+            <w:pPr>
+              <w:pStyle w:val="Normal"/>
+            </w:pPr>
+            <w:r>
+              <w:t>734 (66,2%)</w:t>
             </w:r>
           </w:p>
         </w:tc>
@@ -443,37 +443,37 @@
               <w:pStyle w:val="Normal"/>
             </w:pPr>
             <w:r>
-              <w:t>A10BH 1.167 (36,3%)</w:t>
-            </w:r>
-          </w:p>
-        </w:tc>
-        <w:tc>
-          <w:p>
-            <w:pPr>
-              <w:pStyle w:val="Normal"/>
-            </w:pPr>
-            <w:r>
-              <w:t>A10BD07 411 (38,5%)</w:t>
-            </w:r>
-          </w:p>
-        </w:tc>
-        <w:tc>
-          <w:p>
-            <w:pPr>
-              <w:pStyle w:val="Normal"/>
-            </w:pPr>
-            <w:r>
-              <w:t>A10BD15 407 (36,5%)</w:t>
-            </w:r>
-          </w:p>
-        </w:tc>
-        <w:tc>
-          <w:p>
-            <w:pPr>
-              <w:pStyle w:val="Normal"/>
-            </w:pPr>
-            <w:r>
-              <w:t>A10BH 400 (38,7%)</w:t>
+              <w:t>B10AE54 229 (7,0%)</w:t>
+            </w:r>
+          </w:p>
+        </w:tc>
+        <w:tc>
+          <w:p>
+            <w:pPr>
+              <w:pStyle w:val="Normal"/>
+            </w:pPr>
+            <w:r>
+              <w:t>A10BD07 83 (7,6%)</w:t>
+            </w:r>
+          </w:p>
+        </w:tc>
+        <w:tc>
+          <w:p>
+            <w:pPr>
+              <w:pStyle w:val="Normal"/>
+            </w:pPr>
+            <w:r>
+              <w:t>J10BD19 83 (7,8%)</w:t>
+            </w:r>
+          </w:p>
+        </w:tc>
+        <w:tc>
+          <w:p>
+            <w:pPr>
+              <w:pStyle w:val="Normal"/>
+            </w:pPr>
+            <w:r>
+              <w:t>A10BH02 87 (7,9%)</w:t>
             </w:r>
           </w:p>
         </w:tc>
@@ -495,37 +495,37 @@
               <w:pStyle w:val="Normal"/>
             </w:pPr>
             <w:r>
-              <w:t>A10BD07 1.137 (35,4%)</w:t>
-            </w:r>
-          </w:p>
-        </w:tc>
-        <w:tc>
-          <w:p>
-            <w:pPr>
-              <w:pStyle w:val="Normal"/>
-            </w:pPr>
-            <w:r>
-              <w:t>A10BH 395 (37,0%)</w:t>
-            </w:r>
-          </w:p>
-        </w:tc>
-        <w:tc>
-          <w:p>
-            <w:pPr>
-              <w:pStyle w:val="Normal"/>
-            </w:pPr>
-            <w:r>
-              <w:t>A10BK 406 (36,4%)</w:t>
-            </w:r>
-          </w:p>
-        </w:tc>
-        <w:tc>
-          <w:p>
-            <w:pPr>
-              <w:pStyle w:val="Normal"/>
-            </w:pPr>
-            <w:r>
-              <w:t>A10BD09 377 (36,5%)</w:t>
+              <w:t>J10BD19 221 (6,8%)</w:t>
+            </w:r>
+          </w:p>
+        </w:tc>
+        <w:tc>
+          <w:p>
+            <w:pPr>
+              <w:pStyle w:val="Normal"/>
+            </w:pPr>
+            <w:r>
+              <w:t>M10BD09 80 (7,4%)</w:t>
+            </w:r>
+          </w:p>
+        </w:tc>
+        <w:tc>
+          <w:p>
+            <w:pPr>
+              <w:pStyle w:val="Normal"/>
+            </w:pPr>
+            <w:r>
+              <w:t>B10BX16 80 (7,5%)</w:t>
+            </w:r>
+          </w:p>
+        </w:tc>
+        <w:tc>
+          <w:p>
+            <w:pPr>
+              <w:pStyle w:val="Normal"/>
+            </w:pPr>
+            <w:r>
+              <w:t>M10BD16 84 (7,6%)</w:t>
             </w:r>
           </w:p>
         </w:tc>
@@ -547,37 +547,37 @@
               <w:pStyle w:val="Normal"/>
             </w:pPr>
             <w:r>
-              <w:t>A10BD08 1.132 (35,2%)</w:t>
-            </w:r>
-          </w:p>
-        </w:tc>
-        <w:tc>
-          <w:p>
-            <w:pPr>
-              <w:pStyle w:val="Normal"/>
-            </w:pPr>
-            <w:r>
-              <w:t>A10BD21 392 (36,7%)</w:t>
-            </w:r>
-          </w:p>
-        </w:tc>
-        <w:tc>
-          <w:p>
-            <w:pPr>
-              <w:pStyle w:val="Normal"/>
-            </w:pPr>
-            <w:r>
-              <w:t>A10BD08 403 (36,1%)</w:t>
-            </w:r>
-          </w:p>
-        </w:tc>
-        <w:tc>
-          <w:p>
-            <w:pPr>
-              <w:pStyle w:val="Normal"/>
-            </w:pPr>
-            <w:r>
-              <w:t>A10BD10 377 (36,5%)</w:t>
+              <w:t>A10BH02 215 (6,6%)</w:t>
+            </w:r>
+          </w:p>
+        </w:tc>
+        <w:tc>
+          <w:p>
+            <w:pPr>
+              <w:pStyle w:val="Normal"/>
+            </w:pPr>
+            <w:r>
+              <w:t>B10AE54 80 (7,4%)</w:t>
+            </w:r>
+          </w:p>
+        </w:tc>
+        <w:tc>
+          <w:p>
+            <w:pPr>
+              <w:pStyle w:val="Normal"/>
+            </w:pPr>
+            <w:r>
+              <w:t>C10BH02 79 (7,4%)</w:t>
+            </w:r>
+          </w:p>
+        </w:tc>
+        <w:tc>
+          <w:p>
+            <w:pPr>
+              <w:pStyle w:val="Normal"/>
+            </w:pPr>
+            <w:r>
+              <w:t>M10BX16 83 (7,5%)</w:t>
             </w:r>
           </w:p>
         </w:tc>
@@ -599,37 +599,37 @@
               <w:pStyle w:val="Normal"/>
             </w:pPr>
             <w:r>
-              <w:t>A10BD16 1.131 (35,2%)</w:t>
-            </w:r>
-          </w:p>
-        </w:tc>
-        <w:tc>
-          <w:p>
-            <w:pPr>
-              <w:pStyle w:val="Normal"/>
-            </w:pPr>
-            <w:r>
-              <w:t>A10BD16 389 (36,4%)</w:t>
-            </w:r>
-          </w:p>
-        </w:tc>
-        <w:tc>
-          <w:p>
-            <w:pPr>
-              <w:pStyle w:val="Normal"/>
-            </w:pPr>
-            <w:r>
-              <w:t>A10BD19 398 (35,7%)</w:t>
-            </w:r>
-          </w:p>
-        </w:tc>
-        <w:tc>
-          <w:p>
-            <w:pPr>
-              <w:pStyle w:val="Normal"/>
-            </w:pPr>
-            <w:r>
-              <w:t>A10BD20 373 (36,1%)</w:t>
+              <w:t>J10BJ01 211 (6,5%)</w:t>
+            </w:r>
+          </w:p>
+        </w:tc>
+        <w:tc>
+          <w:p>
+            <w:pPr>
+              <w:pStyle w:val="Normal"/>
+            </w:pPr>
+            <w:r>
+              <w:t>D10BD13 77 (7,1%)</w:t>
+            </w:r>
+          </w:p>
+        </w:tc>
+        <w:tc>
+          <w:p>
+            <w:pPr>
+              <w:pStyle w:val="Normal"/>
+            </w:pPr>
+            <w:r>
+              <w:t>B10BD16 78 (7,3%)</w:t>
+            </w:r>
+          </w:p>
+        </w:tc>
+        <w:tc>
+          <w:p>
+            <w:pPr>
+              <w:pStyle w:val="Normal"/>
+            </w:pPr>
+            <w:r>
+              <w:t>B10BD20 82 (7,4%)</w:t>
             </w:r>
           </w:p>
         </w:tc>
@@ -651,37 +651,37 @@
               <w:pStyle w:val="Normal"/>
             </w:pPr>
             <w:r>
-              <w:t>A10BD20 1.126 (35,0%)</w:t>
-            </w:r>
-          </w:p>
-        </w:tc>
-        <w:tc>
-          <w:p>
-            <w:pPr>
-              <w:pStyle w:val="Normal"/>
-            </w:pPr>
-            <w:r>
-              <w:t>A10BD08 383 (35,9%)</w:t>
-            </w:r>
-          </w:p>
-        </w:tc>
-        <w:tc>
-          <w:p>
-            <w:pPr>
-              <w:pStyle w:val="Normal"/>
-            </w:pPr>
-            <w:r>
-              <w:t>A10AE56 392 (35,2%)</w:t>
-            </w:r>
-          </w:p>
-        </w:tc>
-        <w:tc>
-          <w:p>
-            <w:pPr>
-              <w:pStyle w:val="Normal"/>
-            </w:pPr>
-            <w:r>
-              <w:t>A10BD23 370 (35,8%)</w:t>
+              <w:t>A10BD07 208 (6,4%)</w:t>
+            </w:r>
+          </w:p>
+        </w:tc>
+        <w:tc>
+          <w:p>
+            <w:pPr>
+              <w:pStyle w:val="Normal"/>
+            </w:pPr>
+            <w:r>
+              <w:t>M10BD21 77 (7,1%)</w:t>
+            </w:r>
+          </w:p>
+        </w:tc>
+        <w:tc>
+          <w:p>
+            <w:pPr>
+              <w:pStyle w:val="Normal"/>
+            </w:pPr>
+            <w:r>
+              <w:t>C10BD21 74 (6,9%)</w:t>
+            </w:r>
+          </w:p>
+        </w:tc>
+        <w:tc>
+          <w:p>
+            <w:pPr>
+              <w:pStyle w:val="Normal"/>
+            </w:pPr>
+            <w:r>
+              <w:t>C10BD23 80 (7,2%)</w:t>
             </w:r>
           </w:p>
         </w:tc>
@@ -755,37 +755,37 @@
               <w:pStyle w:val="Normal"/>
             </w:pPr>
             <w:r>
-              <w:t>A10BD 3.192 (99,3%)</w:t>
-            </w:r>
-          </w:p>
-        </w:tc>
-        <w:tc>
-          <w:p>
-            <w:pPr>
-              <w:pStyle w:val="Normal"/>
-            </w:pPr>
-            <w:r>
-              <w:t>A10BD 1.057 (99,0%)</w:t>
-            </w:r>
-          </w:p>
-        </w:tc>
-        <w:tc>
-          <w:p>
-            <w:pPr>
-              <w:pStyle w:val="Normal"/>
-            </w:pPr>
-            <w:r>
-              <w:t>A10BD 1.113 (99,8%)</w:t>
-            </w:r>
-          </w:p>
-        </w:tc>
-        <w:tc>
-          <w:p>
-            <w:pPr>
-              <w:pStyle w:val="Normal"/>
-            </w:pPr>
-            <w:r>
-              <w:t>A10BD 1.022 (98,9%)</w:t>
+              <w:t>A10BD B10BD C10BD D10BD J10BD 12 (0,4%)</w:t>
+            </w:r>
+          </w:p>
+        </w:tc>
+        <w:tc>
+          <w:p>
+            <w:pPr>
+              <w:pStyle w:val="Normal"/>
+            </w:pPr>
+            <w:r>
+              <w:t>A10BD C10BD D10BD J10BD M10BD 3 (0,3%)</w:t>
+            </w:r>
+          </w:p>
+        </w:tc>
+        <w:tc>
+          <w:p>
+            <w:pPr>
+              <w:pStyle w:val="Normal"/>
+            </w:pPr>
+            <w:r>
+              <w:t>A10BD B10BD C10BD D10BD J10BD 5 (0,5%)</w:t>
+            </w:r>
+          </w:p>
+        </w:tc>
+        <w:tc>
+          <w:p>
+            <w:pPr>
+              <w:pStyle w:val="Normal"/>
+            </w:pPr>
+            <w:r>
+              <w:t>A10BD B10BD C10BD J10BD M10BD 4 (0,4%)</w:t>
             </w:r>
           </w:p>
         </w:tc>
@@ -807,37 +807,37 @@
               <w:pStyle w:val="Normal"/>
             </w:pPr>
             <w:r>
-              <w:t>A10AE 1.594 (49,6%)</w:t>
-            </w:r>
-          </w:p>
-        </w:tc>
-        <w:tc>
-          <w:p>
-            <w:pPr>
-              <w:pStyle w:val="Normal"/>
-            </w:pPr>
-            <w:r>
-              <w:t>A10AE 545 (51,0%)</w:t>
-            </w:r>
-          </w:p>
-        </w:tc>
-        <w:tc>
-          <w:p>
-            <w:pPr>
-              <w:pStyle w:val="Normal"/>
-            </w:pPr>
-            <w:r>
-              <w:t>A10AE 557 (50,0%)</w:t>
-            </w:r>
-          </w:p>
-        </w:tc>
-        <w:tc>
-          <w:p>
-            <w:pPr>
-              <w:pStyle w:val="Normal"/>
-            </w:pPr>
-            <w:r>
-              <w:t>A10AE 492 (47,6%)</w:t>
+              <w:t>A10BD C10BD D10BD J10BD M10BD 10 (0,3%)</w:t>
+            </w:r>
+          </w:p>
+        </w:tc>
+        <w:tc>
+          <w:p>
+            <w:pPr>
+              <w:pStyle w:val="Normal"/>
+            </w:pPr>
+            <w:r>
+              <w:t>A10BD B10BD C10BD D10BD J10BD 3 (0,3%)</w:t>
+            </w:r>
+          </w:p>
+        </w:tc>
+        <w:tc>
+          <w:p>
+            <w:pPr>
+              <w:pStyle w:val="Normal"/>
+            </w:pPr>
+            <w:r>
+              <w:t>A10BD B10BD C10BD D10BD J10BD M10BD 5 (0,5%)</w:t>
+            </w:r>
+          </w:p>
+        </w:tc>
+        <w:tc>
+          <w:p>
+            <w:pPr>
+              <w:pStyle w:val="Normal"/>
+            </w:pPr>
+            <w:r>
+              <w:t>A10BD B10BD C10BD D10BD J10BD 4 (0,4%)</w:t>
             </w:r>
           </w:p>
         </w:tc>
@@ -859,37 +859,37 @@
               <w:pStyle w:val="Normal"/>
             </w:pPr>
             <w:r>
-              <w:t>A10BH 971 (30,2%)</w:t>
-            </w:r>
-          </w:p>
-        </w:tc>
-        <w:tc>
-          <w:p>
-            <w:pPr>
-              <w:pStyle w:val="Normal"/>
-            </w:pPr>
-            <w:r>
-              <w:t>A10BH 329 (30,8%)</w:t>
-            </w:r>
-          </w:p>
-        </w:tc>
-        <w:tc>
-          <w:p>
-            <w:pPr>
-              <w:pStyle w:val="Normal"/>
-            </w:pPr>
-            <w:r>
-              <w:t>A10BK 342 (30,7%)</w:t>
-            </w:r>
-          </w:p>
-        </w:tc>
-        <w:tc>
-          <w:p>
-            <w:pPr>
-              <w:pStyle w:val="Normal"/>
-            </w:pPr>
-            <w:r>
-              <w:t>A10BH 330 (31,9%)</w:t>
+              <w:t>A10BD B10BD C10BD D10BD J10BD M10BD 9 (0,3%)</w:t>
+            </w:r>
+          </w:p>
+        </w:tc>
+        <w:tc>
+          <w:p>
+            <w:pPr>
+              <w:pStyle w:val="Normal"/>
+            </w:pPr>
+            <w:r>
+              <w:t>A10BD B10BD C10BD J10BD J10JE 2 (0,2%)</w:t>
+            </w:r>
+          </w:p>
+        </w:tc>
+        <w:tc>
+          <w:p>
+            <w:pPr>
+              <w:pStyle w:val="Normal"/>
+            </w:pPr>
+            <w:r>
+              <w:t>A10BD C10BD D10BD J10BD M10BD 4 (0,4%)</w:t>
+            </w:r>
+          </w:p>
+        </w:tc>
+        <w:tc>
+          <w:p>
+            <w:pPr>
+              <w:pStyle w:val="Normal"/>
+            </w:pPr>
+            <w:r>
+              <w:t>A10BD B10BD C10BD D10BH J10BD M10BD 3 (0,3%)</w:t>
             </w:r>
           </w:p>
         </w:tc>
@@ -911,37 +911,37 @@
               <w:pStyle w:val="Normal"/>
             </w:pPr>
             <w:r>
-              <w:t>A10BK 943 (29,3%)</w:t>
-            </w:r>
-          </w:p>
-        </w:tc>
-        <w:tc>
-          <w:p>
-            <w:pPr>
-              <w:pStyle w:val="Normal"/>
-            </w:pPr>
-            <w:r>
-              <w:t>A10BJ 312 (29,2%)</w:t>
-            </w:r>
-          </w:p>
-        </w:tc>
-        <w:tc>
-          <w:p>
-            <w:pPr>
-              <w:pStyle w:val="Normal"/>
-            </w:pPr>
-            <w:r>
-              <w:t>A10BJ 324 (29,1%)</w:t>
-            </w:r>
-          </w:p>
-        </w:tc>
-        <w:tc>
-          <w:p>
-            <w:pPr>
-              <w:pStyle w:val="Normal"/>
-            </w:pPr>
-            <w:r>
-              <w:t>A10BX 307 (29,7%)</w:t>
+              <w:t>A10BD B10BD C10BD J10BD M10BD 8 (0,2%)</w:t>
+            </w:r>
+          </w:p>
+        </w:tc>
+        <w:tc>
+          <w:p>
+            <w:pPr>
+              <w:pStyle w:val="Normal"/>
+            </w:pPr>
+            <w:r>
+              <w:t>A10BD B10BD C10BD D10BD M10BD 2 (0,2%)</w:t>
+            </w:r>
+          </w:p>
+        </w:tc>
+        <w:tc>
+          <w:p>
+            <w:pPr>
+              <w:pStyle w:val="Normal"/>
+            </w:pPr>
+            <w:r>
+              <w:t>A10BD B10BD C10BD J10BD M10BD 4 (0,4%)</w:t>
+            </w:r>
+          </w:p>
+        </w:tc>
+        <w:tc>
+          <w:p>
+            <w:pPr>
+              <w:pStyle w:val="Normal"/>
+            </w:pPr>
+            <w:r>
+              <w:t>A10BD B10BD C10BD D10BD J10BD M10BD 3 (0,3%)</w:t>
             </w:r>
           </w:p>
         </w:tc>
@@ -963,37 +963,37 @@
               <w:pStyle w:val="Normal"/>
             </w:pPr>
             <w:r>
-              <w:t>A10BJ 918 (28,5%)</w:t>
-            </w:r>
-          </w:p>
-        </w:tc>
-        <w:tc>
-          <w:p>
-            <w:pPr>
-              <w:pStyle w:val="Normal"/>
-            </w:pPr>
-            <w:r>
-              <w:t>A10BK 297 (27,8%)</w:t>
-            </w:r>
-          </w:p>
-        </w:tc>
-        <w:tc>
-          <w:p>
-            <w:pPr>
-              <w:pStyle w:val="Normal"/>
-            </w:pPr>
-            <w:r>
-              <w:t>A10BX 313 (28,1%)</w:t>
-            </w:r>
-          </w:p>
-        </w:tc>
-        <w:tc>
-          <w:p>
-            <w:pPr>
-              <w:pStyle w:val="Normal"/>
-            </w:pPr>
-            <w:r>
-              <w:t>A10BK 304 (29,4%)</w:t>
+              <w:t>A10BD B10BD C10BD D10BD M10BD 6 (0,2%)</w:t>
+            </w:r>
+          </w:p>
+        </w:tc>
+        <w:tc>
+          <w:p>
+            <w:pPr>
+              <w:pStyle w:val="Normal"/>
+            </w:pPr>
+            <w:r>
+              <w:t>A10BD B10BD D10BD J10BD M10BD 2 (0,2%)</w:t>
+            </w:r>
+          </w:p>
+        </w:tc>
+        <w:tc>
+          <w:p>
+            <w:pPr>
+              <w:pStyle w:val="Normal"/>
+            </w:pPr>
+            <w:r>
+              <w:t>A10BD B10BD C10BD D10BD M10BD 3 (0,3%)</w:t>
+            </w:r>
+          </w:p>
+        </w:tc>
+        <w:tc>
+          <w:p>
+            <w:pPr>
+              <w:pStyle w:val="Normal"/>
+            </w:pPr>
+            <w:r>
+              <w:t>A10BD C10BD D10BD J10BD M10BD 3 (0,3%)</w:t>
             </w:r>
           </w:p>
         </w:tc>

--- a/i_test/test_D6_Tabella_4_esenzione_2025/g_output/D6_Table_4_gastroenterologica.docx
+++ b/i_test/test_D6_Tabella_4_esenzione_2025/g_output/D6_Table_4_gastroenterologica.docx
@@ -443,37 +443,37 @@
               <w:pStyle w:val="Normal"/>
             </w:pPr>
             <w:r>
-              <w:t>B10AE54 229 (7,0%)</w:t>
-            </w:r>
-          </w:p>
-        </w:tc>
-        <w:tc>
-          <w:p>
-            <w:pPr>
-              <w:pStyle w:val="Normal"/>
-            </w:pPr>
-            <w:r>
-              <w:t>A10BD07 83 (7,6%)</w:t>
-            </w:r>
-          </w:p>
-        </w:tc>
-        <w:tc>
-          <w:p>
-            <w:pPr>
-              <w:pStyle w:val="Normal"/>
-            </w:pPr>
-            <w:r>
-              <w:t>J10BD19 83 (7,8%)</w:t>
-            </w:r>
-          </w:p>
-        </w:tc>
-        <w:tc>
-          <w:p>
-            <w:pPr>
-              <w:pStyle w:val="Normal"/>
-            </w:pPr>
-            <w:r>
-              <w:t>A10BH02 87 (7,9%)</w:t>
+              <w:t>NA 229 (7,0%)</w:t>
+            </w:r>
+          </w:p>
+        </w:tc>
+        <w:tc>
+          <w:p>
+            <w:pPr>
+              <w:pStyle w:val="Normal"/>
+            </w:pPr>
+            <w:r>
+              <w:t>kk 83 (7,6%)</w:t>
+            </w:r>
+          </w:p>
+        </w:tc>
+        <w:tc>
+          <w:p>
+            <w:pPr>
+              <w:pStyle w:val="Normal"/>
+            </w:pPr>
+            <w:r>
+              <w:t>NA 83 (7,8%)</w:t>
+            </w:r>
+          </w:p>
+        </w:tc>
+        <w:tc>
+          <w:p>
+            <w:pPr>
+              <w:pStyle w:val="Normal"/>
+            </w:pPr>
+            <w:r>
+              <w:t>NA 87 (7,9%)</w:t>
             </w:r>
           </w:p>
         </w:tc>
@@ -495,37 +495,37 @@
               <w:pStyle w:val="Normal"/>
             </w:pPr>
             <w:r>
-              <w:t>J10BD19 221 (6,8%)</w:t>
-            </w:r>
-          </w:p>
-        </w:tc>
-        <w:tc>
-          <w:p>
-            <w:pPr>
-              <w:pStyle w:val="Normal"/>
-            </w:pPr>
-            <w:r>
-              <w:t>M10BD09 80 (7,4%)</w:t>
-            </w:r>
-          </w:p>
-        </w:tc>
-        <w:tc>
-          <w:p>
-            <w:pPr>
-              <w:pStyle w:val="Normal"/>
-            </w:pPr>
-            <w:r>
-              <w:t>B10BX16 80 (7,5%)</w:t>
-            </w:r>
-          </w:p>
-        </w:tc>
-        <w:tc>
-          <w:p>
-            <w:pPr>
-              <w:pStyle w:val="Normal"/>
-            </w:pPr>
-            <w:r>
-              <w:t>M10BD16 84 (7,6%)</w:t>
+              <w:t>NA 221 (6,8%)</w:t>
+            </w:r>
+          </w:p>
+        </w:tc>
+        <w:tc>
+          <w:p>
+            <w:pPr>
+              <w:pStyle w:val="Normal"/>
+            </w:pPr>
+            <w:r>
+              <w:t>NA 80 (7,4%)</w:t>
+            </w:r>
+          </w:p>
+        </w:tc>
+        <w:tc>
+          <w:p>
+            <w:pPr>
+              <w:pStyle w:val="Normal"/>
+            </w:pPr>
+            <w:r>
+              <w:t>NA 80 (7,5%)</w:t>
+            </w:r>
+          </w:p>
+        </w:tc>
+        <w:tc>
+          <w:p>
+            <w:pPr>
+              <w:pStyle w:val="Normal"/>
+            </w:pPr>
+            <w:r>
+              <w:t>NA 84 (7,6%)</w:t>
             </w:r>
           </w:p>
         </w:tc>
@@ -547,37 +547,37 @@
               <w:pStyle w:val="Normal"/>
             </w:pPr>
             <w:r>
-              <w:t>A10BH02 215 (6,6%)</w:t>
-            </w:r>
-          </w:p>
-        </w:tc>
-        <w:tc>
-          <w:p>
-            <w:pPr>
-              <w:pStyle w:val="Normal"/>
-            </w:pPr>
-            <w:r>
-              <w:t>B10AE54 80 (7,4%)</w:t>
-            </w:r>
-          </w:p>
-        </w:tc>
-        <w:tc>
-          <w:p>
-            <w:pPr>
-              <w:pStyle w:val="Normal"/>
-            </w:pPr>
-            <w:r>
-              <w:t>C10BH02 79 (7,4%)</w:t>
-            </w:r>
-          </w:p>
-        </w:tc>
-        <w:tc>
-          <w:p>
-            <w:pPr>
-              <w:pStyle w:val="Normal"/>
-            </w:pPr>
-            <w:r>
-              <w:t>M10BX16 83 (7,5%)</w:t>
+              <w:t>NA 215 (6,6%)</w:t>
+            </w:r>
+          </w:p>
+        </w:tc>
+        <w:tc>
+          <w:p>
+            <w:pPr>
+              <w:pStyle w:val="Normal"/>
+            </w:pPr>
+            <w:r>
+              <w:t>NA 80 (7,4%)</w:t>
+            </w:r>
+          </w:p>
+        </w:tc>
+        <w:tc>
+          <w:p>
+            <w:pPr>
+              <w:pStyle w:val="Normal"/>
+            </w:pPr>
+            <w:r>
+              <w:t>NA 79 (7,4%)</w:t>
+            </w:r>
+          </w:p>
+        </w:tc>
+        <w:tc>
+          <w:p>
+            <w:pPr>
+              <w:pStyle w:val="Normal"/>
+            </w:pPr>
+            <w:r>
+              <w:t>NA 83 (7,5%)</w:t>
             </w:r>
           </w:p>
         </w:tc>
@@ -599,37 +599,37 @@
               <w:pStyle w:val="Normal"/>
             </w:pPr>
             <w:r>
-              <w:t>J10BJ01 211 (6,5%)</w:t>
-            </w:r>
-          </w:p>
-        </w:tc>
-        <w:tc>
-          <w:p>
-            <w:pPr>
-              <w:pStyle w:val="Normal"/>
-            </w:pPr>
-            <w:r>
-              <w:t>D10BD13 77 (7,1%)</w:t>
-            </w:r>
-          </w:p>
-        </w:tc>
-        <w:tc>
-          <w:p>
-            <w:pPr>
-              <w:pStyle w:val="Normal"/>
-            </w:pPr>
-            <w:r>
-              <w:t>B10BD16 78 (7,3%)</w:t>
-            </w:r>
-          </w:p>
-        </w:tc>
-        <w:tc>
-          <w:p>
-            <w:pPr>
-              <w:pStyle w:val="Normal"/>
-            </w:pPr>
-            <w:r>
-              <w:t>B10BD20 82 (7,4%)</w:t>
+              <w:t>NA 211 (6,5%)</w:t>
+            </w:r>
+          </w:p>
+        </w:tc>
+        <w:tc>
+          <w:p>
+            <w:pPr>
+              <w:pStyle w:val="Normal"/>
+            </w:pPr>
+            <w:r>
+              <w:t>NA 77 (7,1%)</w:t>
+            </w:r>
+          </w:p>
+        </w:tc>
+        <w:tc>
+          <w:p>
+            <w:pPr>
+              <w:pStyle w:val="Normal"/>
+            </w:pPr>
+            <w:r>
+              <w:t>NA 78 (7,3%)</w:t>
+            </w:r>
+          </w:p>
+        </w:tc>
+        <w:tc>
+          <w:p>
+            <w:pPr>
+              <w:pStyle w:val="Normal"/>
+            </w:pPr>
+            <w:r>
+              <w:t>NA 82 (7,4%)</w:t>
             </w:r>
           </w:p>
         </w:tc>
@@ -651,37 +651,37 @@
               <w:pStyle w:val="Normal"/>
             </w:pPr>
             <w:r>
-              <w:t>A10BD07 208 (6,4%)</w:t>
-            </w:r>
-          </w:p>
-        </w:tc>
-        <w:tc>
-          <w:p>
-            <w:pPr>
-              <w:pStyle w:val="Normal"/>
-            </w:pPr>
-            <w:r>
-              <w:t>M10BD21 77 (7,1%)</w:t>
-            </w:r>
-          </w:p>
-        </w:tc>
-        <w:tc>
-          <w:p>
-            <w:pPr>
-              <w:pStyle w:val="Normal"/>
-            </w:pPr>
-            <w:r>
-              <w:t>C10BD21 74 (6,9%)</w:t>
-            </w:r>
-          </w:p>
-        </w:tc>
-        <w:tc>
-          <w:p>
-            <w:pPr>
-              <w:pStyle w:val="Normal"/>
-            </w:pPr>
-            <w:r>
-              <w:t>C10BD23 80 (7,2%)</w:t>
+              <w:t>kk 208 (6,4%)</w:t>
+            </w:r>
+          </w:p>
+        </w:tc>
+        <w:tc>
+          <w:p>
+            <w:pPr>
+              <w:pStyle w:val="Normal"/>
+            </w:pPr>
+            <w:r>
+              <w:t>NA 77 (7,1%)</w:t>
+            </w:r>
+          </w:p>
+        </w:tc>
+        <w:tc>
+          <w:p>
+            <w:pPr>
+              <w:pStyle w:val="Normal"/>
+            </w:pPr>
+            <w:r>
+              <w:t>NA 74 (6,9%)</w:t>
+            </w:r>
+          </w:p>
+        </w:tc>
+        <w:tc>
+          <w:p>
+            <w:pPr>
+              <w:pStyle w:val="Normal"/>
+            </w:pPr>
+            <w:r>
+              <w:t>NA 80 (7,2%)</w:t>
             </w:r>
           </w:p>
         </w:tc>
@@ -755,37 +755,37 @@
               <w:pStyle w:val="Normal"/>
             </w:pPr>
             <w:r>
-              <w:t>A10BD B10BD C10BD D10BD J10BD 12 (0,4%)</w:t>
-            </w:r>
-          </w:p>
-        </w:tc>
-        <w:tc>
-          <w:p>
-            <w:pPr>
-              <w:pStyle w:val="Normal"/>
-            </w:pPr>
-            <w:r>
-              <w:t>A10BD C10BD D10BD J10BD M10BD 3 (0,3%)</w:t>
-            </w:r>
-          </w:p>
-        </w:tc>
-        <w:tc>
-          <w:p>
-            <w:pPr>
-              <w:pStyle w:val="Normal"/>
-            </w:pPr>
-            <w:r>
-              <w:t>A10BD B10BD C10BD D10BD J10BD 5 (0,5%)</w:t>
-            </w:r>
-          </w:p>
-        </w:tc>
-        <w:tc>
-          <w:p>
-            <w:pPr>
-              <w:pStyle w:val="Normal"/>
-            </w:pPr>
-            <w:r>
-              <w:t>A10BD B10BD C10BD J10BD M10BD 4 (0,4%)</w:t>
+              <w:t>e B10BD C10BD D10BD M10BD 186 (3,7%)</w:t>
+            </w:r>
+          </w:p>
+        </w:tc>
+        <w:tc>
+          <w:p>
+            <w:pPr>
+              <w:pStyle w:val="Normal"/>
+            </w:pPr>
+            <w:r>
+              <w:t>e B10BD C10BD D10BD M10BD 62 (3,7%)</w:t>
+            </w:r>
+          </w:p>
+        </w:tc>
+        <w:tc>
+          <w:p>
+            <w:pPr>
+              <w:pStyle w:val="Normal"/>
+            </w:pPr>
+            <w:r>
+              <w:t>e B10BD C10BD D10BD M10BD 66 (4,1%)</w:t>
+            </w:r>
+          </w:p>
+        </w:tc>
+        <w:tc>
+          <w:p>
+            <w:pPr>
+              <w:pStyle w:val="Normal"/>
+            </w:pPr>
+            <w:r>
+              <w:t>e B10BD C10BD J10BD M10BD 71 (4,2%)</w:t>
             </w:r>
           </w:p>
         </w:tc>
@@ -807,37 +807,37 @@
               <w:pStyle w:val="Normal"/>
             </w:pPr>
             <w:r>
-              <w:t>A10BD C10BD D10BD J10BD M10BD 10 (0,3%)</w:t>
-            </w:r>
-          </w:p>
-        </w:tc>
-        <w:tc>
-          <w:p>
-            <w:pPr>
-              <w:pStyle w:val="Normal"/>
-            </w:pPr>
-            <w:r>
-              <w:t>A10BD B10BD C10BD D10BD J10BD 3 (0,3%)</w:t>
-            </w:r>
-          </w:p>
-        </w:tc>
-        <w:tc>
-          <w:p>
-            <w:pPr>
-              <w:pStyle w:val="Normal"/>
-            </w:pPr>
-            <w:r>
-              <w:t>A10BD B10BD C10BD D10BD J10BD M10BD 5 (0,5%)</w:t>
-            </w:r>
-          </w:p>
-        </w:tc>
-        <w:tc>
-          <w:p>
-            <w:pPr>
-              <w:pStyle w:val="Normal"/>
-            </w:pPr>
-            <w:r>
-              <w:t>A10BD B10BD C10BD D10BD J10BD 4 (0,4%)</w:t>
+              <w:t>B10BD C10BD D10BD J10BD M10BD 178 (3,6%)</w:t>
+            </w:r>
+          </w:p>
+        </w:tc>
+        <w:tc>
+          <w:p>
+            <w:pPr>
+              <w:pStyle w:val="Normal"/>
+            </w:pPr>
+            <w:r>
+              <w:t>e B10BD C10BD D10BD J10BD 54 (3,2%)</w:t>
+            </w:r>
+          </w:p>
+        </w:tc>
+        <w:tc>
+          <w:p>
+            <w:pPr>
+              <w:pStyle w:val="Normal"/>
+            </w:pPr>
+            <w:r>
+              <w:t>B10BD C10BD D10BD J10BD M10BD 62 (3,8%)</w:t>
+            </w:r>
+          </w:p>
+        </w:tc>
+        <w:tc>
+          <w:p>
+            <w:pPr>
+              <w:pStyle w:val="Normal"/>
+            </w:pPr>
+            <w:r>
+              <w:t>B10BD C10BD D10BD J10BD M10BD 65 (3,8%)</w:t>
             </w:r>
           </w:p>
         </w:tc>
@@ -859,37 +859,37 @@
               <w:pStyle w:val="Normal"/>
             </w:pPr>
             <w:r>
-              <w:t>A10BD B10BD C10BD D10BD J10BD M10BD 9 (0,3%)</w:t>
-            </w:r>
-          </w:p>
-        </w:tc>
-        <w:tc>
-          <w:p>
-            <w:pPr>
-              <w:pStyle w:val="Normal"/>
-            </w:pPr>
-            <w:r>
-              <w:t>A10BD B10BD C10BD J10BD J10JE 2 (0,2%)</w:t>
-            </w:r>
-          </w:p>
-        </w:tc>
-        <w:tc>
-          <w:p>
-            <w:pPr>
-              <w:pStyle w:val="Normal"/>
-            </w:pPr>
-            <w:r>
-              <w:t>A10BD C10BD D10BD J10BD M10BD 4 (0,4%)</w:t>
-            </w:r>
-          </w:p>
-        </w:tc>
-        <w:tc>
-          <w:p>
-            <w:pPr>
-              <w:pStyle w:val="Normal"/>
-            </w:pPr>
-            <w:r>
-              <w:t>A10BD B10BD C10BD D10BH J10BD M10BD 3 (0,3%)</w:t>
+              <w:t>e B10BD C10BD J10BD M10BD 175 (3,5%)</w:t>
+            </w:r>
+          </w:p>
+        </w:tc>
+        <w:tc>
+          <w:p>
+            <w:pPr>
+              <w:pStyle w:val="Normal"/>
+            </w:pPr>
+            <w:r>
+              <w:t>e B10BD C10BD J10BD M10BD 52 (3,1%)</w:t>
+            </w:r>
+          </w:p>
+        </w:tc>
+        <w:tc>
+          <w:p>
+            <w:pPr>
+              <w:pStyle w:val="Normal"/>
+            </w:pPr>
+            <w:r>
+              <w:t>e B10BD C10BD D10BD J10BD 57 (3,5%)</w:t>
+            </w:r>
+          </w:p>
+        </w:tc>
+        <w:tc>
+          <w:p>
+            <w:pPr>
+              <w:pStyle w:val="Normal"/>
+            </w:pPr>
+            <w:r>
+              <w:t>e B10BD C10BD D10BD J10BD 62 (3,7%)</w:t>
             </w:r>
           </w:p>
         </w:tc>
@@ -911,37 +911,37 @@
               <w:pStyle w:val="Normal"/>
             </w:pPr>
             <w:r>
-              <w:t>A10BD B10BD C10BD J10BD M10BD 8 (0,2%)</w:t>
-            </w:r>
-          </w:p>
-        </w:tc>
-        <w:tc>
-          <w:p>
-            <w:pPr>
-              <w:pStyle w:val="Normal"/>
-            </w:pPr>
-            <w:r>
-              <w:t>A10BD B10BD C10BD D10BD M10BD 2 (0,2%)</w:t>
-            </w:r>
-          </w:p>
-        </w:tc>
-        <w:tc>
-          <w:p>
-            <w:pPr>
-              <w:pStyle w:val="Normal"/>
-            </w:pPr>
-            <w:r>
-              <w:t>A10BD B10BD C10BD J10BD M10BD 4 (0,4%)</w:t>
-            </w:r>
-          </w:p>
-        </w:tc>
-        <w:tc>
-          <w:p>
-            <w:pPr>
-              <w:pStyle w:val="Normal"/>
-            </w:pPr>
-            <w:r>
-              <w:t>A10BD B10BD C10BD D10BD J10BD M10BD 3 (0,3%)</w:t>
+              <w:t>e B10BD C10BD D10BD J10BD 173 (3,5%)</w:t>
+            </w:r>
+          </w:p>
+        </w:tc>
+        <w:tc>
+          <w:p>
+            <w:pPr>
+              <w:pStyle w:val="Normal"/>
+            </w:pPr>
+            <w:r>
+              <w:t>B10BD C10BD D10BD J10BD M10BD 51 (3,0%)</w:t>
+            </w:r>
+          </w:p>
+        </w:tc>
+        <w:tc>
+          <w:p>
+            <w:pPr>
+              <w:pStyle w:val="Normal"/>
+            </w:pPr>
+            <w:r>
+              <w:t>e C10BD D10BD J10BD M10BD 55 (3,4%)</w:t>
+            </w:r>
+          </w:p>
+        </w:tc>
+        <w:tc>
+          <w:p>
+            <w:pPr>
+              <w:pStyle w:val="Normal"/>
+            </w:pPr>
+            <w:r>
+              <w:t>e B10BD D10BD J10BD M10BD 59 (3,5%)</w:t>
             </w:r>
           </w:p>
         </w:tc>
@@ -963,37 +963,37 @@
               <w:pStyle w:val="Normal"/>
             </w:pPr>
             <w:r>
-              <w:t>A10BD B10BD C10BD D10BD M10BD 6 (0,2%)</w:t>
-            </w:r>
-          </w:p>
-        </w:tc>
-        <w:tc>
-          <w:p>
-            <w:pPr>
-              <w:pStyle w:val="Normal"/>
-            </w:pPr>
-            <w:r>
-              <w:t>A10BD B10BD D10BD J10BD M10BD 2 (0,2%)</w:t>
-            </w:r>
-          </w:p>
-        </w:tc>
-        <w:tc>
-          <w:p>
-            <w:pPr>
-              <w:pStyle w:val="Normal"/>
-            </w:pPr>
-            <w:r>
-              <w:t>A10BD B10BD C10BD D10BD M10BD 3 (0,3%)</w:t>
-            </w:r>
-          </w:p>
-        </w:tc>
-        <w:tc>
-          <w:p>
-            <w:pPr>
-              <w:pStyle w:val="Normal"/>
-            </w:pPr>
-            <w:r>
-              <w:t>A10BD C10BD D10BD J10BD M10BD 3 (0,3%)</w:t>
+              <w:t>e B10BD D10BD J10BD M10BD 162 (3,2%)</w:t>
+            </w:r>
+          </w:p>
+        </w:tc>
+        <w:tc>
+          <w:p>
+            <w:pPr>
+              <w:pStyle w:val="Normal"/>
+            </w:pPr>
+            <w:r>
+              <w:t>e B10BD D10BD J10BD M10BD 50 (3,0%)</w:t>
+            </w:r>
+          </w:p>
+        </w:tc>
+        <w:tc>
+          <w:p>
+            <w:pPr>
+              <w:pStyle w:val="Normal"/>
+            </w:pPr>
+            <w:r>
+              <w:t>e B10BD D10BD J10BD M10BD 53 (3,3%)</w:t>
+            </w:r>
+          </w:p>
+        </w:tc>
+        <w:tc>
+          <w:p>
+            <w:pPr>
+              <w:pStyle w:val="Normal"/>
+            </w:pPr>
+            <w:r>
+              <w:t>e B10BD C10BD D10BD M10BD 58 (3,4%)</w:t>
             </w:r>
           </w:p>
         </w:tc>

--- a/i_test/test_D6_Tabella_4_esenzione_2025/g_output/D6_Table_4_gastroenterologica.docx
+++ b/i_test/test_D6_Tabella_4_esenzione_2025/g_output/D6_Table_4_gastroenterologica.docx
@@ -755,37 +755,37 @@
               <w:pStyle w:val="Normal"/>
             </w:pPr>
             <w:r>
-              <w:t>e B10BD C10BD D10BD M10BD 186 (3,7%)</w:t>
-            </w:r>
-          </w:p>
-        </w:tc>
-        <w:tc>
-          <w:p>
-            <w:pPr>
-              <w:pStyle w:val="Normal"/>
-            </w:pPr>
-            <w:r>
-              <w:t>e B10BD C10BD D10BD M10BD 62 (3,7%)</w:t>
-            </w:r>
-          </w:p>
-        </w:tc>
-        <w:tc>
-          <w:p>
-            <w:pPr>
-              <w:pStyle w:val="Normal"/>
-            </w:pPr>
-            <w:r>
-              <w:t>e B10BD C10BD D10BD M10BD 66 (4,1%)</w:t>
-            </w:r>
-          </w:p>
-        </w:tc>
-        <w:tc>
-          <w:p>
-            <w:pPr>
-              <w:pStyle w:val="Normal"/>
-            </w:pPr>
-            <w:r>
-              <w:t>e B10BD C10BD J10BD M10BD 71 (4,2%)</w:t>
+              <w:t>e B10BD C10BD D10BD M10BD 123 (3,8%)</w:t>
+            </w:r>
+          </w:p>
+        </w:tc>
+        <w:tc>
+          <w:p>
+            <w:pPr>
+              <w:pStyle w:val="Normal"/>
+            </w:pPr>
+            <w:r>
+              <w:t>e B10BD C10BD D10BD M10BD 41 (3,8%)</w:t>
+            </w:r>
+          </w:p>
+        </w:tc>
+        <w:tc>
+          <w:p>
+            <w:pPr>
+              <w:pStyle w:val="Normal"/>
+            </w:pPr>
+            <w:r>
+              <w:t>e B10BD C10BD D10BD M10BD 43 (4,0%)</w:t>
+            </w:r>
+          </w:p>
+        </w:tc>
+        <w:tc>
+          <w:p>
+            <w:pPr>
+              <w:pStyle w:val="Normal"/>
+            </w:pPr>
+            <w:r>
+              <w:t>e B10BD C10BD D10BD J10BD 46 (4,2%)</w:t>
             </w:r>
           </w:p>
         </w:tc>
@@ -807,37 +807,37 @@
               <w:pStyle w:val="Normal"/>
             </w:pPr>
             <w:r>
-              <w:t>B10BD C10BD D10BD J10BD M10BD 178 (3,6%)</w:t>
-            </w:r>
-          </w:p>
-        </w:tc>
-        <w:tc>
-          <w:p>
-            <w:pPr>
-              <w:pStyle w:val="Normal"/>
-            </w:pPr>
-            <w:r>
-              <w:t>e B10BD C10BD D10BD J10BD 54 (3,2%)</w:t>
-            </w:r>
-          </w:p>
-        </w:tc>
-        <w:tc>
-          <w:p>
-            <w:pPr>
-              <w:pStyle w:val="Normal"/>
-            </w:pPr>
-            <w:r>
-              <w:t>B10BD C10BD D10BD J10BD M10BD 62 (3,8%)</w:t>
-            </w:r>
-          </w:p>
-        </w:tc>
-        <w:tc>
-          <w:p>
-            <w:pPr>
-              <w:pStyle w:val="Normal"/>
-            </w:pPr>
-            <w:r>
-              <w:t>B10BD C10BD D10BD J10BD M10BD 65 (3,8%)</w:t>
+              <w:t>e B10BD C10BD D10BD J10BD 122 (3,7%)</w:t>
+            </w:r>
+          </w:p>
+        </w:tc>
+        <w:tc>
+          <w:p>
+            <w:pPr>
+              <w:pStyle w:val="Normal"/>
+            </w:pPr>
+            <w:r>
+              <w:t>e B10BD C10BD D10BD J10BD 38 (3,5%)</w:t>
+            </w:r>
+          </w:p>
+        </w:tc>
+        <w:tc>
+          <w:p>
+            <w:pPr>
+              <w:pStyle w:val="Normal"/>
+            </w:pPr>
+            <w:r>
+              <w:t>e C10BD D10BD J10BD M10BD 43 (4,0%)</w:t>
+            </w:r>
+          </w:p>
+        </w:tc>
+        <w:tc>
+          <w:p>
+            <w:pPr>
+              <w:pStyle w:val="Normal"/>
+            </w:pPr>
+            <w:r>
+              <w:t>B10BD C10BD D10BD J10BD M10BD 43 (3,9%)</w:t>
             </w:r>
           </w:p>
         </w:tc>
@@ -859,37 +859,37 @@
               <w:pStyle w:val="Normal"/>
             </w:pPr>
             <w:r>
-              <w:t>e B10BD C10BD J10BD M10BD 175 (3,5%)</w:t>
-            </w:r>
-          </w:p>
-        </w:tc>
-        <w:tc>
-          <w:p>
-            <w:pPr>
-              <w:pStyle w:val="Normal"/>
-            </w:pPr>
-            <w:r>
-              <w:t>e B10BD C10BD J10BD M10BD 52 (3,1%)</w:t>
-            </w:r>
-          </w:p>
-        </w:tc>
-        <w:tc>
-          <w:p>
-            <w:pPr>
-              <w:pStyle w:val="Normal"/>
-            </w:pPr>
-            <w:r>
-              <w:t>e B10BD C10BD D10BD J10BD 57 (3,5%)</w:t>
-            </w:r>
-          </w:p>
-        </w:tc>
-        <w:tc>
-          <w:p>
-            <w:pPr>
-              <w:pStyle w:val="Normal"/>
-            </w:pPr>
-            <w:r>
-              <w:t>e B10BD C10BD D10BD J10BD 62 (3,7%)</w:t>
+              <w:t>B10BD C10BD D10BD J10BD M10BD 112 (3,4%)</w:t>
+            </w:r>
+          </w:p>
+        </w:tc>
+        <w:tc>
+          <w:p>
+            <w:pPr>
+              <w:pStyle w:val="Normal"/>
+            </w:pPr>
+            <w:r>
+              <w:t>e B10BD D10BD J10BD M10BD 30 (2,8%)</w:t>
+            </w:r>
+          </w:p>
+        </w:tc>
+        <w:tc>
+          <w:p>
+            <w:pPr>
+              <w:pStyle w:val="Normal"/>
+            </w:pPr>
+            <w:r>
+              <w:t>B10BD C10BD D10BD J10BD M10BD 41 (3,8%)</w:t>
+            </w:r>
+          </w:p>
+        </w:tc>
+        <w:tc>
+          <w:p>
+            <w:pPr>
+              <w:pStyle w:val="Normal"/>
+            </w:pPr>
+            <w:r>
+              <w:t>e B10BD C10BD J10BD M10BD 41 (3,7%)</w:t>
             </w:r>
           </w:p>
         </w:tc>
@@ -911,37 +911,37 @@
               <w:pStyle w:val="Normal"/>
             </w:pPr>
             <w:r>
-              <w:t>e B10BD C10BD D10BD J10BD 173 (3,5%)</w:t>
-            </w:r>
-          </w:p>
-        </w:tc>
-        <w:tc>
-          <w:p>
-            <w:pPr>
-              <w:pStyle w:val="Normal"/>
-            </w:pPr>
-            <w:r>
-              <w:t>B10BD C10BD D10BD J10BD M10BD 51 (3,0%)</w:t>
-            </w:r>
-          </w:p>
-        </w:tc>
-        <w:tc>
-          <w:p>
-            <w:pPr>
-              <w:pStyle w:val="Normal"/>
-            </w:pPr>
-            <w:r>
-              <w:t>e C10BD D10BD J10BD M10BD 55 (3,4%)</w:t>
-            </w:r>
-          </w:p>
-        </w:tc>
-        <w:tc>
-          <w:p>
-            <w:pPr>
-              <w:pStyle w:val="Normal"/>
-            </w:pPr>
-            <w:r>
-              <w:t>e B10BD D10BD J10BD M10BD 59 (3,5%)</w:t>
+              <w:t>e C10BD D10BD J10BD M10BD 105 (3,2%)</w:t>
+            </w:r>
+          </w:p>
+        </w:tc>
+        <w:tc>
+          <w:p>
+            <w:pPr>
+              <w:pStyle w:val="Normal"/>
+            </w:pPr>
+            <w:r>
+              <w:t>e C10BD D10BD J10BD M10BD 28 (2,6%)</w:t>
+            </w:r>
+          </w:p>
+        </w:tc>
+        <w:tc>
+          <w:p>
+            <w:pPr>
+              <w:pStyle w:val="Normal"/>
+            </w:pPr>
+            <w:r>
+              <w:t>e B10BD C10BD D10BD J10BD 38 (3,6%)</w:t>
+            </w:r>
+          </w:p>
+        </w:tc>
+        <w:tc>
+          <w:p>
+            <w:pPr>
+              <w:pStyle w:val="Normal"/>
+            </w:pPr>
+            <w:r>
+              <w:t>e B10BD C10BD D10BD M10BD 39 (3,5%)</w:t>
             </w:r>
           </w:p>
         </w:tc>
@@ -963,37 +963,37 @@
               <w:pStyle w:val="Normal"/>
             </w:pPr>
             <w:r>
-              <w:t>e B10BD D10BD J10BD M10BD 162 (3,2%)</w:t>
-            </w:r>
-          </w:p>
-        </w:tc>
-        <w:tc>
-          <w:p>
-            <w:pPr>
-              <w:pStyle w:val="Normal"/>
-            </w:pPr>
-            <w:r>
-              <w:t>e B10BD D10BD J10BD M10BD 50 (3,0%)</w:t>
-            </w:r>
-          </w:p>
-        </w:tc>
-        <w:tc>
-          <w:p>
-            <w:pPr>
-              <w:pStyle w:val="Normal"/>
-            </w:pPr>
-            <w:r>
-              <w:t>e B10BD D10BD J10BD M10BD 53 (3,3%)</w:t>
-            </w:r>
-          </w:p>
-        </w:tc>
-        <w:tc>
-          <w:p>
-            <w:pPr>
-              <w:pStyle w:val="Normal"/>
-            </w:pPr>
-            <w:r>
-              <w:t>e B10BD C10BD D10BD M10BD 58 (3,4%)</w:t>
+              <w:t>e B10BD C10BD J10BD M10BD 102 (3,1%)</w:t>
+            </w:r>
+          </w:p>
+        </w:tc>
+        <w:tc>
+          <w:p>
+            <w:pPr>
+              <w:pStyle w:val="Normal"/>
+            </w:pPr>
+            <w:r>
+              <w:t>B10BD C10BD D10BD J10BD M10BD 28 (2,6%)</w:t>
+            </w:r>
+          </w:p>
+        </w:tc>
+        <w:tc>
+          <w:p>
+            <w:pPr>
+              <w:pStyle w:val="Normal"/>
+            </w:pPr>
+            <w:r>
+              <w:t>e B10BD C10BD J10BD M10BD 36 (3,4%)</w:t>
+            </w:r>
+          </w:p>
+        </w:tc>
+        <w:tc>
+          <w:p>
+            <w:pPr>
+              <w:pStyle w:val="Normal"/>
+            </w:pPr>
+            <w:r>
+              <w:t>e B10BD D10BD J10BD M10BD 34 (3,1%)</w:t>
             </w:r>
           </w:p>
         </w:tc>
